--- a/policies/build/chapters_v2/PSQ/document/PSQ_Package_v2/PSQ6/Records/PSQ.6_Record_01_safety_culture.docx
+++ b/policies/build/chapters_v2/PSQ/document/PSQ_Package_v2/PSQ6/Records/PSQ.6_Record_01_safety_culture.docx
@@ -58,7 +58,7 @@
               <w:rPr>
                 <w:sz w:val="20"/>
               </w:rPr>
-              <w:t>Safety culture means how much staff at every level actually believe that raising a safety concern is welcomed, not punished — measured by survey, not assumed. This record is where you keep the proof for: “Validated safety-culture survey used at least once a year.” — the specific evidence element Safety culture of this policy asks for. Every time this activity actually happens, whoever did it adds one new row below with: Survey Date, Tool Used, Response Rate, Key Result/Score, Management Action Taken. A worked example row is already filled in (shaded) below the header, so you can see exactly what a completed real entry looks like — don't leave that example row mixed in with real data once you start using this record.</w:t>
+              <w:t>Safety culture means how much staff at every level actually believe that raising a safety concern is welcomed, not punished — measured by survey, not assumed. This record is where you keep the proof for: “Validated safety-culture survey used at least once a year — for example MaPSaF, Safety Attitudes Questionnaire, AHRQ SOPS, or any other validated tool, including one developed for the Indian hospital context; NABH does not mandate a specific tool.” — the specific evidence element Safety culture of this policy asks for. Every time this activity actually happens, whoever did it adds one new row below with: Survey Date, Tool Used, Response Rate, Key Result/Score, Management Action Taken. A worked example row is already filled in (shaded) below the header, so you can see exactly what a completed real entry looks like — don't leave that example row mixed in with real data once you start using this record.</w:t>
             </w:r>
           </w:p>
         </w:tc>
